--- a/testakten/arbeitsrecht-kuendigungsdrama-koerber-werk/docx/aufhebungsvertrag_entwurf_steinhoff.docx
+++ b/testakten/arbeitsrecht-kuendigungsdrama-koerber-werk/docx/aufhebungsvertrag_entwurf_steinhoff.docx
@@ -3,8 +3,12 @@
 <w:document xmlns:wpc="http://schemas.microsoft.com/office/word/2010/wordprocessingCanvas" xmlns:mo="http://schemas.microsoft.com/office/mac/office/2008/main" xmlns:mc="http://schemas.openxmlformats.org/markup-compatibility/2006" xmlns:mv="urn:schemas-microsoft-com:mac:vml" xmlns:o="urn:schemas-microsoft-com:office:office" xmlns:r="http://schemas.openxmlformats.org/officeDocument/2006/relationships" xmlns:m="http://schemas.openxmlformats.org/officeDocument/2006/math" xmlns:v="urn:schemas-microsoft-com:vml" xmlns:wp14="http://schemas.microsoft.com/office/word/2010/wordprocessingDrawing" xmlns:wp="http://schemas.openxmlformats.org/drawingml/2006/wordprocessingDrawing" xmlns:w10="urn:schemas-microsoft-com:office:word" xmlns:w="http://schemas.openxmlformats.org/wordprocessingml/2006/main" xmlns:w14="http://schemas.microsoft.com/office/word/2010/wordml" xmlns:wpg="http://schemas.microsoft.com/office/word/2010/wordprocessingGroup" xmlns:wpi="http://schemas.microsoft.com/office/word/2010/wordprocessingInk" xmlns:wne="http://schemas.microsoft.com/office/word/2006/wordml" xmlns:wps="http://schemas.microsoft.com/office/word/2010/wordprocessingShape" mc:Ignorable="w14 wp14">
   <w:body>
     <w:p>
+      <w:pPr>
+        <w:spacing w:after="160" w:line="259" w:lineRule="auto"/>
+      </w:pPr>
       <w:r>
         <w:rPr>
+          <w:rFonts w:ascii="Times New Roman" w:hAnsi="Times New Roman"/>
           <w:b/>
           <w:color w:val="1F4E79"/>
           <w:sz w:val="28"/>
@@ -13,33 +17,54 @@
       </w:r>
     </w:p>
     <w:p>
+      <w:pPr>
+        <w:spacing w:before="120" w:after="60" w:line="259" w:lineRule="auto"/>
+      </w:pPr>
       <w:r>
+        <w:rPr>
+          <w:rFonts w:ascii="Times New Roman" w:hAnsi="Times New Roman"/>
+          <w:b/>
+          <w:sz w:val="22"/>
+        </w:rPr>
         <w:t>Am Industriepark 1  16225 Eberswalde</w:t>
       </w:r>
     </w:p>
     <w:p>
       <w:pPr>
-        <w:spacing w:before="40" w:after="40"/>
+        <w:spacing w:before="40" w:after="40" w:line="259" w:lineRule="auto"/>
         <w:pBdr>
           <w:bottom w:val="single" w:sz="6" w:space="1" w:color="AAAAAA"/>
         </w:pBdr>
       </w:pPr>
     </w:p>
-    <w:p/>
     <w:p>
       <w:pPr>
+        <w:spacing w:line="259" w:lineRule="auto" w:after="60"/>
+      </w:pPr>
+    </w:p>
+    <w:p>
+      <w:pPr>
+        <w:spacing w:before="120" w:after="60" w:line="259" w:lineRule="auto"/>
         <w:jc w:val="center"/>
       </w:pPr>
       <w:r>
         <w:rPr>
+          <w:rFonts w:ascii="Times New Roman" w:hAnsi="Times New Roman"/>
           <w:b/>
-          <w:sz w:val="26"/>
+          <w:sz w:val="22"/>
         </w:rPr>
         <w:t>AUFHEBUNGSVERTRAG -- ENTWURF</w:t>
       </w:r>
     </w:p>
-    <w:p/>
     <w:p>
+      <w:pPr>
+        <w:spacing w:line="259" w:lineRule="auto" w:after="60"/>
+      </w:pPr>
+    </w:p>
+    <w:p>
+      <w:pPr>
+        <w:spacing w:line="259" w:lineRule="auto" w:after="60"/>
+      </w:pPr>
       <w:r>
         <w:t>zwischen</w:t>
         <w:br/>
@@ -63,7 +88,7 @@
     </w:p>
     <w:p>
       <w:pPr>
-        <w:spacing w:before="40" w:after="40"/>
+        <w:spacing w:before="40" w:after="40" w:line="259" w:lineRule="auto"/>
         <w:pBdr>
           <w:bottom w:val="single" w:sz="6" w:space="1" w:color="AAAAAA"/>
         </w:pBdr>
@@ -71,7 +96,7 @@
     </w:p>
     <w:p>
       <w:pPr>
-        <w:spacing w:before="160"/>
+        <w:spacing w:before="160" w:line="259" w:lineRule="auto" w:after="60"/>
       </w:pPr>
       <w:r>
         <w:rPr>
@@ -82,6 +107,7 @@
     </w:p>
     <w:p>
       <w:pPr>
+        <w:spacing w:line="259" w:lineRule="auto" w:after="60"/>
         <w:ind w:left="283"/>
       </w:pPr>
       <w:r>
@@ -92,7 +118,7 @@
     </w:p>
     <w:p>
       <w:pPr>
-        <w:spacing w:before="160"/>
+        <w:spacing w:before="160" w:line="259" w:lineRule="auto" w:after="60"/>
       </w:pPr>
       <w:r>
         <w:rPr>
@@ -103,6 +129,7 @@
     </w:p>
     <w:p>
       <w:pPr>
+        <w:spacing w:line="259" w:lineRule="auto" w:after="60"/>
         <w:ind w:left="283"/>
       </w:pPr>
       <w:r>
@@ -111,7 +138,7 @@
     </w:p>
     <w:p>
       <w:pPr>
-        <w:spacing w:before="160"/>
+        <w:spacing w:before="160" w:line="259" w:lineRule="auto" w:after="60"/>
       </w:pPr>
       <w:r>
         <w:rPr>
@@ -122,6 +149,7 @@
     </w:p>
     <w:p>
       <w:pPr>
+        <w:spacing w:line="259" w:lineRule="auto" w:after="60"/>
         <w:ind w:left="283"/>
       </w:pPr>
       <w:r>
@@ -130,7 +158,7 @@
     </w:p>
     <w:p>
       <w:pPr>
-        <w:spacing w:before="160"/>
+        <w:spacing w:before="160" w:line="259" w:lineRule="auto" w:after="60"/>
       </w:pPr>
       <w:r>
         <w:rPr>
@@ -141,6 +169,7 @@
     </w:p>
     <w:p>
       <w:pPr>
+        <w:spacing w:line="259" w:lineRule="auto" w:after="60"/>
         <w:ind w:left="283"/>
       </w:pPr>
       <w:r>
@@ -149,7 +178,7 @@
     </w:p>
     <w:p>
       <w:pPr>
-        <w:spacing w:before="160"/>
+        <w:spacing w:before="160" w:line="259" w:lineRule="auto" w:after="60"/>
       </w:pPr>
       <w:r>
         <w:rPr>
@@ -160,6 +189,7 @@
     </w:p>
     <w:p>
       <w:pPr>
+        <w:spacing w:line="259" w:lineRule="auto" w:after="60"/>
         <w:ind w:left="283"/>
       </w:pPr>
       <w:r>
@@ -168,7 +198,7 @@
     </w:p>
     <w:p>
       <w:pPr>
-        <w:spacing w:before="160"/>
+        <w:spacing w:before="160" w:line="259" w:lineRule="auto" w:after="60"/>
       </w:pPr>
       <w:r>
         <w:rPr>
@@ -179,21 +209,40 @@
     </w:p>
     <w:p>
       <w:pPr>
+        <w:spacing w:line="259" w:lineRule="auto" w:after="60"/>
         <w:ind w:left="283"/>
       </w:pPr>
       <w:r>
         <w:t>Die Mitarbeiterin erklaert, dass sie keine Klagen im Zusammenhang mit dem Arbeitsverhaeltnis erheben wird.</w:t>
       </w:r>
     </w:p>
-    <w:p/>
     <w:p>
+      <w:pPr>
+        <w:spacing w:line="259" w:lineRule="auto" w:after="60"/>
+      </w:pPr>
+    </w:p>
+    <w:p>
+      <w:pPr>
+        <w:spacing w:line="259" w:lineRule="auto" w:after="60"/>
+      </w:pPr>
       <w:r>
         <w:t>Eberswalde, den _____________ 2025</w:t>
       </w:r>
     </w:p>
-    <w:p/>
-    <w:p/>
     <w:p>
+      <w:pPr>
+        <w:spacing w:line="259" w:lineRule="auto" w:after="60"/>
+      </w:pPr>
+    </w:p>
+    <w:p>
+      <w:pPr>
+        <w:spacing w:line="259" w:lineRule="auto" w:after="60"/>
+      </w:pPr>
+    </w:p>
+    <w:p>
+      <w:pPr>
+        <w:spacing w:line="259" w:lineRule="auto" w:after="60"/>
+      </w:pPr>
       <w:r>
         <w:t>Maximilian Steinhoff-Pertz          Dr. Annika Koerber</w:t>
         <w:br/>
@@ -201,13 +250,58 @@
       </w:r>
     </w:p>
     <w:sectPr>
+      <w:headerReference w:type="default" r:id="rId9"/>
+      <w:footerReference w:type="default" r:id="rId10"/>
       <w:pgSz w:w="12240" w:h="15840"/>
-      <w:pgMar w:top="1417" w:right="1417" w:bottom="1417" w:left="1701" w:header="720" w:footer="720" w:gutter="0"/>
+      <w:pgMar w:top="1191" w:right="1247" w:bottom="1134" w:left="1361" w:header="720" w:footer="720" w:gutter="0"/>
       <w:cols w:space="720"/>
       <w:docGrid w:linePitch="360"/>
     </w:sectPr>
   </w:body>
 </w:document>
+</file>
+
+<file path=word/footer1.xml><?xml version="1.0" encoding="utf-8"?>
+<w:ftr xmlns:m="http://schemas.openxmlformats.org/officeDocument/2006/math" xmlns:mc="http://schemas.openxmlformats.org/markup-compatibility/2006" xmlns:mo="http://schemas.microsoft.com/office/mac/office/2008/main" xmlns:mv="urn:schemas-microsoft-com:mac:vml" xmlns:o="urn:schemas-microsoft-com:office:office" xmlns:r="http://schemas.openxmlformats.org/officeDocument/2006/relationships" xmlns:v="urn:schemas-microsoft-com:vml" xmlns:w10="urn:schemas-microsoft-com:office:word" xmlns:w14="http://schemas.microsoft.com/office/word/2010/wordml" xmlns:w="http://schemas.openxmlformats.org/wordprocessingml/2006/main" xmlns:wne="http://schemas.microsoft.com/office/word/2006/wordml" xmlns:wp14="http://schemas.microsoft.com/office/word/2010/wordprocessingDrawing" xmlns:wp="http://schemas.openxmlformats.org/drawingml/2006/wordprocessingDrawing" xmlns:wpc="http://schemas.microsoft.com/office/word/2010/wordprocessingCanvas" xmlns:wpg="http://schemas.microsoft.com/office/word/2010/wordprocessingGroup" xmlns:wpi="http://schemas.microsoft.com/office/word/2010/wordprocessingInk" xmlns:wps="http://schemas.microsoft.com/office/word/2010/wordprocessingShape" mc:Ignorable="w14 wp14">
+  <w:p>
+    <w:pPr>
+      <w:pStyle w:val="Footer"/>
+      <w:jc w:val="left"/>
+    </w:pPr>
+    <w:r/>
+    <w:r>
+      <w:rPr>
+        <w:rFonts w:ascii="Times New Roman" w:hAnsi="Times New Roman"/>
+        <w:b w:val="0"/>
+        <w:color w:val="777777"/>
+        <w:sz w:val="17"/>
+      </w:rPr>
+      <w:t>Vertraulich | Bearbeitungsstand Juli 2026 | nur zur Aktenbearbeitung</w:t>
+    </w:r>
+  </w:p>
+</w:ftr>
+</file>
+
+<file path=word/header1.xml><?xml version="1.0" encoding="utf-8"?>
+<w:hdr xmlns:m="http://schemas.openxmlformats.org/officeDocument/2006/math" xmlns:mc="http://schemas.openxmlformats.org/markup-compatibility/2006" xmlns:mo="http://schemas.microsoft.com/office/mac/office/2008/main" xmlns:mv="urn:schemas-microsoft-com:mac:vml" xmlns:o="urn:schemas-microsoft-com:office:office" xmlns:r="http://schemas.openxmlformats.org/officeDocument/2006/relationships" xmlns:v="urn:schemas-microsoft-com:vml" xmlns:w10="urn:schemas-microsoft-com:office:word" xmlns:w14="http://schemas.microsoft.com/office/word/2010/wordml" xmlns:w="http://schemas.openxmlformats.org/wordprocessingml/2006/main" xmlns:wne="http://schemas.microsoft.com/office/word/2006/wordml" xmlns:wp14="http://schemas.microsoft.com/office/word/2010/wordprocessingDrawing" xmlns:wp="http://schemas.openxmlformats.org/drawingml/2006/wordprocessingDrawing" xmlns:wpc="http://schemas.microsoft.com/office/word/2010/wordprocessingCanvas" xmlns:wpg="http://schemas.microsoft.com/office/word/2010/wordprocessingGroup" xmlns:wpi="http://schemas.microsoft.com/office/word/2010/wordprocessingInk" xmlns:wps="http://schemas.microsoft.com/office/word/2010/wordprocessingShape" mc:Ignorable="w14 wp14">
+  <w:p>
+    <w:pPr>
+      <w:pStyle w:val="Header"/>
+      <w:jc w:val="left"/>
+    </w:pPr>
+    <w:r/>
+    <w:r>
+      <w:rPr>
+        <w:rFonts w:ascii="Times New Roman" w:hAnsi="Times New Roman"/>
+        <w:b w:val="0"/>
+        <w:i w:val="0"/>
+        <w:color w:val="666666"/>
+        <w:sz w:val="17"/>
+      </w:rPr>
+      <w:t>Klotzkette Rechtsanwaltsgesellschaft mbH | Arbeitsrechtliche Mandatsakte | Bearbeitungsstand Juli 2026</w:t>
+    </w:r>
+  </w:p>
+</w:hdr>
 </file>
 
 <file path=word/numbering.xml><?xml version="1.0" encoding="utf-8"?>
@@ -573,6 +667,10 @@
     <w:name w:val="Normal"/>
     <w:qFormat/>
     <w:rsid w:val="00FC693F"/>
+    <w:rPr>
+      <w:rFonts w:ascii="Times New Roman" w:hAnsi="Times New Roman"/>
+      <w:sz w:val="22"/>
+    </w:rPr>
   </w:style>
   <w:style w:type="paragraph" w:styleId="Header">
     <w:name w:val="header"/>
@@ -633,7 +731,7 @@
       <w:outlineLvl w:val="0"/>
     </w:pPr>
     <w:rPr>
-      <w:rFonts w:asciiTheme="majorHAnsi" w:eastAsiaTheme="majorEastAsia" w:hAnsiTheme="majorHAnsi" w:cstheme="majorBidi"/>
+      <w:rFonts w:asciiTheme="majorHAnsi" w:eastAsiaTheme="majorEastAsia" w:hAnsiTheme="majorHAnsi" w:cstheme="majorBidi" w:ascii="Times New Roman" w:hAnsi="Times New Roman"/>
       <w:b/>
       <w:bCs/>
       <w:color w:val="365F91" w:themeColor="accent1" w:themeShade="BF"/>
@@ -657,11 +755,11 @@
       <w:outlineLvl w:val="1"/>
     </w:pPr>
     <w:rPr>
-      <w:rFonts w:asciiTheme="majorHAnsi" w:eastAsiaTheme="majorEastAsia" w:hAnsiTheme="majorHAnsi" w:cstheme="majorBidi"/>
+      <w:rFonts w:asciiTheme="majorHAnsi" w:eastAsiaTheme="majorEastAsia" w:hAnsiTheme="majorHAnsi" w:cstheme="majorBidi" w:ascii="Times New Roman" w:hAnsi="Times New Roman"/>
       <w:b/>
       <w:bCs/>
       <w:color w:val="4F81BD" w:themeColor="accent1"/>
-      <w:sz w:val="26"/>
+      <w:sz w:val="24"/>
       <w:szCs w:val="26"/>
     </w:rPr>
   </w:style>
@@ -922,11 +1020,12 @@
       <w:contextualSpacing/>
     </w:pPr>
     <w:rPr>
-      <w:rFonts w:asciiTheme="majorHAnsi" w:eastAsiaTheme="majorEastAsia" w:hAnsiTheme="majorHAnsi" w:cstheme="majorBidi"/>
+      <w:rFonts w:asciiTheme="majorHAnsi" w:eastAsiaTheme="majorEastAsia" w:hAnsiTheme="majorHAnsi" w:cstheme="majorBidi" w:ascii="Times New Roman" w:hAnsi="Times New Roman"/>
+      <w:b/>
       <w:color w:val="17365D" w:themeColor="text2" w:themeShade="BF"/>
       <w:spacing w:val="5"/>
       <w:kern w:val="28"/>
-      <w:sz w:val="52"/>
+      <w:sz w:val="30"/>
       <w:szCs w:val="52"/>
     </w:rPr>
   </w:style>

--- a/testakten/arbeitsrecht-kuendigungsdrama-koerber-werk/docx/aufhebungsvertrag_entwurf_steinhoff.docx
+++ b/testakten/arbeitsrecht-kuendigungsdrama-koerber-werk/docx/aufhebungsvertrag_entwurf_steinhoff.docx
@@ -13,7 +13,7 @@
           <w:color w:val="1F4E79"/>
           <w:sz w:val="28"/>
         </w:rPr>
-        <w:t>STEINHOFF PRAEZISIONSGUSS SE</w:t>
+        <w:t>STEINHOFF PRÄZISIONSGUSS SE</w:t>
       </w:r>
     </w:p>
     <w:p>
@@ -68,7 +68,7 @@
       <w:r>
         <w:t>zwischen</w:t>
         <w:br/>
-        <w:t>der Steinhoff Praezisionsguss SE, Am Industriepark 1, 16225 Eberswalde,</w:t>
+        <w:t>der Steinhoff Präzisionsguss SE, Am Industriepark 1, 16225 Eberswalde,</w:t>
         <w:br/>
         <w:t>vertreten durch den Vorstandsvorsitzenden Maximilian Steinhoff-Pertz,</w:t>
         <w:br/>
@@ -78,7 +78,7 @@
         <w:t>und</w:t>
         <w:br/>
         <w:br/>
-        <w:t>Dr. Annika Koerber, Forstweg 14, 16225 Eberswalde,</w:t>
+        <w:t>Dr. Annika Körber, Forstweg 14, 16225 Eberswalde,</w:t>
         <w:br/>
         <w:t>-- nachfolgend 'Mitarbeiterin' --</w:t>
         <w:br/>
@@ -102,7 +102,7 @@
         <w:rPr>
           <w:b/>
         </w:rPr>
-        <w:t>Paragraph 1  Beendigung des Arbeitsverhaeltnisses</w:t>
+        <w:t>Paragraf 1  Beendigung des Arbeitsverhältnisses</w:t>
       </w:r>
     </w:p>
     <w:p>
@@ -111,7 +111,7 @@
         <w:ind w:left="283"/>
       </w:pPr>
       <w:r>
-        <w:t>(1) Die Parteien sind sich einig, dass das Arbeitsverhaeltnis auf Wunsch der Mitarbeiterin durch Eigenkundigung der Mitarbeiterin mit Wirkung zum 31.05.2025 endet. Die Mitarbeiterin erklaert hiermit gleichzeitig die Kuendigung des Arbeitsverhaeltnisses mit dieser Frist.</w:t>
+        <w:t>(1) Die Parteien sind sich einig, dass das Arbeitsverhältnis auf Wunsch der Mitarbeiterin durch Eigenkundigung der Mitarbeiterin mit Wirkung zum 31.05.2025 endet. Die Mitarbeiterin erklärt hiermit gleichzeitig die Kündigung des Arbeitsverhältnisses mit dieser Frist.</w:t>
         <w:br/>
         <w:t>(2) Die Mitarbeiterin tritt unmittelbar ab dem 28.04.2025 bis zum Vertragsende nicht mehr zur Arbeit an. Die Freistellung ist unwiderruflich. Der Resturlaub gilt durch die Freistellung als abgegolten.</w:t>
       </w:r>
@@ -124,7 +124,7 @@
         <w:rPr>
           <w:b/>
         </w:rPr>
-        <w:t>Paragraph 2  Abfindung</w:t>
+        <w:t>Paragraf 2  Abfindung</w:t>
       </w:r>
     </w:p>
     <w:p>
@@ -133,7 +133,7 @@
         <w:ind w:left="283"/>
       </w:pPr>
       <w:r>
-        <w:t>Die Gesellschaft zahlt der Mitarbeiterin eine Abfindung gemaess Paragraph 1a KSchG in Hoehe von 107.000 EUR brutto (entspricht 0,5 Monatsentgelten je Beschaeftigungsjahr bei einem zugrunde gelegten Monatsentgelt von 12.926,92 EUR und einer Betriebszugehoerigkeit von 13 Jahren).</w:t>
+        <w:t>Die Gesellschaft zahlt der Mitarbeiterin eine Abfindung gemäß Paragraf 1a KSchG in Höhe von 107.000 EUR brutto (entspricht 0,5 Monatsentgelten je Beschäftigungsjahr bei einem zugrunde gelegten Monatsentgelt von 12.926,92 EUR und einer Betriebszugehörigkeit von 13 Jahren).</w:t>
       </w:r>
     </w:p>
     <w:p>
@@ -144,7 +144,7 @@
         <w:rPr>
           <w:b/>
         </w:rPr>
-        <w:t>Paragraph 3  Zeugnis</w:t>
+        <w:t>Paragraf 3  Zeugnis</w:t>
       </w:r>
     </w:p>
     <w:p>
@@ -164,7 +164,7 @@
         <w:rPr>
           <w:b/>
         </w:rPr>
-        <w:t>Paragraph 4  Ausgleichsklausel</w:t>
+        <w:t>Paragraf 4  Ausgleichsklausel</w:t>
       </w:r>
     </w:p>
     <w:p>
@@ -173,7 +173,7 @@
         <w:ind w:left="283"/>
       </w:pPr>
       <w:r>
-        <w:t>Mit Erfuellung dieses Vertrages sind saemtliche wechselseitigen Ansprueche der Parteien aus und im Zusammenhang mit dem Arbeitsverhaeltnis abgegolten und erledigt.</w:t>
+        <w:t>Mit Erfüllung dieses Vertrages sind sämtliche wechselseitigen Ansprüche der Parteien aus und im Zusammenhang mit dem Arbeitsverhältnis abgegolten und erledigt.</w:t>
       </w:r>
     </w:p>
     <w:p>
@@ -184,7 +184,7 @@
         <w:rPr>
           <w:b/>
         </w:rPr>
-        <w:t>Paragraph 5  Geheimhaltung</w:t>
+        <w:t>Paragraf 5  Geheimhaltung</w:t>
       </w:r>
     </w:p>
     <w:p>
@@ -193,7 +193,7 @@
         <w:ind w:left="283"/>
       </w:pPr>
       <w:r>
-        <w:t>Die Parteien vereinbaren Stillschweigen ueber den Inhalt dieses Vertrages und die Hintergruende der Vertragsbeendigung.</w:t>
+        <w:t>Die Parteien vereinbaren Stillschweigen über den Inhalt dieses Vertrages und die Hintergründe der Vertragsbeendigung.</w:t>
       </w:r>
     </w:p>
     <w:p>
@@ -204,7 +204,7 @@
         <w:rPr>
           <w:b/>
         </w:rPr>
-        <w:t>Paragraph 6  Klageverzicht</w:t>
+        <w:t>Paragraf 6  Klageverzicht</w:t>
       </w:r>
     </w:p>
     <w:p>
@@ -213,7 +213,7 @@
         <w:ind w:left="283"/>
       </w:pPr>
       <w:r>
-        <w:t>Die Mitarbeiterin erklaert, dass sie keine Klagen im Zusammenhang mit dem Arbeitsverhaeltnis erheben wird.</w:t>
+        <w:t>Die Mitarbeiterin erklärt, dass sie keine Klagen im Zusammenhang mit dem Arbeitsverhältnis erheben wird.</w:t>
       </w:r>
     </w:p>
     <w:p>
@@ -244,7 +244,7 @@
         <w:spacing w:line="259" w:lineRule="auto" w:after="60"/>
       </w:pPr>
       <w:r>
-        <w:t>Maximilian Steinhoff-Pertz          Dr. Annika Koerber</w:t>
+        <w:t>Maximilian Steinhoff-Pertz          Dr. Annika Körber</w:t>
         <w:br/>
         <w:t>Vorstandsvorsitzender                Mitarbeiterin</w:t>
       </w:r>
@@ -252,7 +252,7 @@
     <w:sectPr>
       <w:headerReference w:type="default" r:id="rId9"/>
       <w:footerReference w:type="default" r:id="rId10"/>
-      <w:pgSz w:w="12240" w:h="15840"/>
+      <w:pgSz w:w="11906" w:h="16838"/>
       <w:pgMar w:top="1191" w:right="1247" w:bottom="1134" w:left="1361" w:header="720" w:footer="720" w:gutter="0"/>
       <w:cols w:space="720"/>
       <w:docGrid w:linePitch="360"/>
